--- a/docs/validation/areas/area_02_personas_talento_control_laboral/PAQUETE_VALIDACION_AREA_02_PERSONAS_TALENTO_CONTROL_LABORAL.docx
+++ b/docs/validation/areas/area_02_personas_talento_control_laboral/PAQUETE_VALIDACION_AREA_02_PERSONAS_TALENTO_CONTROL_LABORAL.docx
@@ -72,7 +72,6 @@
           </w:placeholder>
           <w:text/>
         </w:sdtPr>
-        <w:sdtEndPr/>
         <w:sdtContent>
           <w:r>
             <w:rPr>
@@ -109,7 +108,6 @@
           </w:placeholder>
           <w:text/>
         </w:sdtPr>
-        <w:sdtEndPr/>
         <w:sdtContent>
           <w:r>
             <w:rPr>
@@ -174,7 +172,6 @@
           </w:placeholder>
           <w:text/>
         </w:sdtPr>
-        <w:sdtEndPr/>
         <w:sdtContent>
           <w:r>
             <w:rPr>
@@ -211,7 +208,6 @@
           </w:placeholder>
           <w:text/>
         </w:sdtPr>
-        <w:sdtEndPr/>
         <w:sdtContent>
           <w:r>
             <w:rPr>
@@ -248,7 +244,6 @@
           </w:placeholder>
           <w:text/>
         </w:sdtPr>
-        <w:sdtEndPr/>
         <w:sdtContent>
           <w:r>
             <w:rPr>
@@ -285,7 +280,6 @@
           </w:placeholder>
           <w:text/>
         </w:sdtPr>
-        <w:sdtEndPr/>
         <w:sdtContent>
           <w:r>
             <w:rPr>
@@ -322,7 +316,6 @@
           </w:placeholder>
           <w:text/>
         </w:sdtPr>
-        <w:sdtEndPr/>
         <w:sdtContent>
           <w:r>
             <w:rPr>
@@ -335,86 +328,38 @@
     </w:p>
     <w:p>
       <w:pPr>
-        <w:pStyle w:val="Ttulo1"/>
-      </w:pPr>
+        <w:rPr>
+          <w:sz w:val="20"/>
+        </w:rPr>
+      </w:pPr>
+      <w:bookmarkStart w:id="2" w:name="_Toc224660466"/>
+      <w:r>
+        <w:rPr>
+          <w:sz w:val="20"/>
+        </w:rPr>
+        <w:br w:type="page"/>
+      </w:r>
     </w:p>
     <w:p>
       <w:pPr>
-        <w:pStyle w:val="Ttulo1"/>
-      </w:pPr>
-    </w:p>
-    <w:p>
-      <w:pPr>
-        <w:pStyle w:val="Ttulo1"/>
-      </w:pPr>
-    </w:p>
-    <w:p>
-      <w:pPr>
-        <w:pStyle w:val="Ttulo1"/>
-      </w:pPr>
-    </w:p>
-    <w:p>
-      <w:pPr>
-        <w:pStyle w:val="Ttulo1"/>
-      </w:pPr>
-    </w:p>
-    <w:p>
-      <w:pPr>
-        <w:pStyle w:val="Ttulo1"/>
-      </w:pPr>
-    </w:p>
-    <w:p>
-      <w:pPr>
-        <w:pStyle w:val="Ttulo1"/>
-      </w:pPr>
-    </w:p>
-    <w:p>
-      <w:pPr>
-        <w:pStyle w:val="Ttulo1"/>
-      </w:pPr>
-    </w:p>
-    <w:p>
-      <w:pPr>
-        <w:pStyle w:val="Ttulo1"/>
-      </w:pPr>
-    </w:p>
-    <w:p>
-      <w:pPr>
-        <w:pStyle w:val="Ttulo1"/>
-      </w:pPr>
-    </w:p>
-    <w:p>
-      <w:pPr>
-        <w:pStyle w:val="Ttulo1"/>
-      </w:pPr>
-    </w:p>
-    <w:p>
-      <w:pPr>
-        <w:pStyle w:val="Ttulo1"/>
-      </w:pPr>
-    </w:p>
-    <w:p>
-      <w:pPr>
-        <w:pStyle w:val="Ttulo1"/>
-      </w:pPr>
-    </w:p>
-    <w:p>
-      <w:pPr>
-        <w:pStyle w:val="Ttulo1"/>
-      </w:pPr>
-    </w:p>
-    <w:p>
-      <w:pPr>
         <w:spacing w:after="80"/>
         <w:rPr>
-          <w:sz w:val="20"/>
-        </w:rPr>
-      </w:pPr>
-      <w:bookmarkStart w:id="2" w:name="_Toc224660466"/>
-      <w:r>
-        <w:rPr>
-          <w:sz w:val="20"/>
-        </w:rPr>
+          <w:b/>
+          <w:bCs/>
+          <w:color w:val="156082" w:themeColor="accent1"/>
+          <w:sz w:val="22"/>
+          <w:szCs w:val="28"/>
+        </w:rPr>
+      </w:pPr>
+      <w:r>
+        <w:rPr>
+          <w:b/>
+          <w:bCs/>
+          <w:color w:val="156082" w:themeColor="accent1"/>
+          <w:sz w:val="22"/>
+          <w:szCs w:val="28"/>
+        </w:rPr>
+        <w:lastRenderedPageBreak/>
         <w:t>ÍNDICE</w:t>
       </w:r>
       <w:bookmarkEnd w:id="2"/>
@@ -438,6 +383,9 @@
         <w:fldChar w:fldCharType="begin"/>
       </w:r>
       <w:r>
+        <w:rPr>
+          <w:lang w:val="es-EC"/>
+        </w:rPr>
         <w:instrText xml:space="preserve"> TOC \o "1-3" </w:instrText>
       </w:r>
       <w:r>
@@ -448,12 +396,14 @@
           <w:b/>
           <w:noProof/>
           <w:color w:val="325483"/>
+          <w:lang w:val="es-EC"/>
         </w:rPr>
         <w:t>PLANTILLA INSTITUCIONAL DE VALIDACION DE SISTEMAS</w:t>
       </w:r>
       <w:r>
         <w:rPr>
           <w:noProof/>
+          <w:lang w:val="es-EC"/>
         </w:rPr>
         <w:tab/>
       </w:r>
@@ -466,6 +416,7 @@
       <w:r>
         <w:rPr>
           <w:noProof/>
+          <w:lang w:val="es-EC"/>
         </w:rPr>
         <w:instrText xml:space="preserve"> PAGEREF _Toc225412064 \h </w:instrText>
       </w:r>
@@ -483,6 +434,7 @@
       <w:r>
         <w:rPr>
           <w:noProof/>
+          <w:lang w:val="es-EC"/>
         </w:rPr>
         <w:t>1</w:t>
       </w:r>
@@ -513,12 +465,14 @@
           <w:i/>
           <w:noProof/>
           <w:color w:val="8D648C"/>
+          <w:lang w:val="es-EC"/>
         </w:rPr>
         <w:t>FamProject Cia. Ltda.</w:t>
       </w:r>
       <w:r>
         <w:rPr>
           <w:noProof/>
+          <w:lang w:val="es-EC"/>
         </w:rPr>
         <w:tab/>
       </w:r>
@@ -531,6 +485,7 @@
       <w:r>
         <w:rPr>
           <w:noProof/>
+          <w:lang w:val="es-EC"/>
         </w:rPr>
         <w:instrText xml:space="preserve"> PAGEREF _Toc225412065 \h </w:instrText>
       </w:r>
@@ -548,6 +503,7 @@
       <w:r>
         <w:rPr>
           <w:noProof/>
+          <w:lang w:val="es-EC"/>
         </w:rPr>
         <w:t>1</w:t>
       </w:r>
@@ -579,12 +535,14 @@
           <w:b/>
           <w:noProof/>
           <w:color w:val="325483"/>
+          <w:lang w:val="es-EC"/>
         </w:rPr>
         <w:t>VALIDACION DEL AREA</w:t>
       </w:r>
       <w:r>
         <w:rPr>
           <w:noProof/>
+          <w:lang w:val="es-EC"/>
         </w:rPr>
         <w:tab/>
       </w:r>
@@ -597,6 +555,7 @@
       <w:r>
         <w:rPr>
           <w:noProof/>
+          <w:lang w:val="es-EC"/>
         </w:rPr>
         <w:instrText xml:space="preserve"> PAGEREF _Toc225412066 \h </w:instrText>
       </w:r>
@@ -614,6 +573,7 @@
       <w:r>
         <w:rPr>
           <w:noProof/>
+          <w:lang w:val="es-EC"/>
         </w:rPr>
         <w:t>7</w:t>
       </w:r>
@@ -702,17 +662,7 @@
           <w:noProof/>
           <w:color w:val="325483"/>
         </w:rPr>
-        <w:t>Contro</w:t>
-      </w:r>
-      <w:r>
-        <w:rPr>
-          <w:rFonts w:ascii="Aptos" w:eastAsia="Times New Roman" w:hAnsi="Aptos"/>
-          <w:b/>
-          <w:noProof/>
-          <w:color w:val="325483"/>
-        </w:rPr>
-        <w:lastRenderedPageBreak/>
-        <w:t>l documental</w:t>
+        <w:t>Control documental</w:t>
       </w:r>
       <w:r>
         <w:rPr>
@@ -1448,12 +1398,14 @@
           <w:b/>
           <w:noProof/>
           <w:color w:val="325483"/>
+          <w:lang w:val="es-EC"/>
         </w:rPr>
         <w:t>URS - AREA 02 PERSONAS, TALENTO Y CONTROL LABORAL</w:t>
       </w:r>
       <w:r>
         <w:rPr>
           <w:noProof/>
+          <w:lang w:val="es-EC"/>
         </w:rPr>
         <w:tab/>
       </w:r>
@@ -1466,6 +1418,7 @@
       <w:r>
         <w:rPr>
           <w:noProof/>
+          <w:lang w:val="es-EC"/>
         </w:rPr>
         <w:instrText xml:space="preserve"> PAGEREF _Toc225412080 \h </w:instrText>
       </w:r>
@@ -1483,6 +1436,7 @@
       <w:r>
         <w:rPr>
           <w:noProof/>
+          <w:lang w:val="es-EC"/>
         </w:rPr>
         <w:t>11</w:t>
       </w:r>
@@ -2425,6 +2379,7 @@
           <w:noProof/>
           <w:color w:val="325483"/>
         </w:rPr>
+        <w:lastRenderedPageBreak/>
         <w:t>9. Conclusion</w:t>
       </w:r>
       <w:r>
@@ -2490,12 +2445,14 @@
           <w:b/>
           <w:noProof/>
           <w:color w:val="325483"/>
+          <w:lang w:val="es-EC"/>
         </w:rPr>
         <w:t>FRS - AREA 02 PERSONAS, TALENTO Y CONTROL LABORAL</w:t>
       </w:r>
       <w:r>
         <w:rPr>
           <w:noProof/>
+          <w:lang w:val="es-EC"/>
         </w:rPr>
         <w:tab/>
       </w:r>
@@ -2508,6 +2465,7 @@
       <w:r>
         <w:rPr>
           <w:noProof/>
+          <w:lang w:val="es-EC"/>
         </w:rPr>
         <w:instrText xml:space="preserve"> PAGEREF _Toc225412097 \h </w:instrText>
       </w:r>
@@ -2525,6 +2483,7 @@
       <w:r>
         <w:rPr>
           <w:noProof/>
+          <w:lang w:val="es-EC"/>
         </w:rPr>
         <w:t>16</w:t>
       </w:r>
@@ -3349,12 +3308,14 @@
           <w:b/>
           <w:noProof/>
           <w:color w:val="325483"/>
+          <w:lang w:val="es-EC"/>
         </w:rPr>
         <w:t>DDS - AREA 02 PERSONAS, TALENTO Y CONTROL LABORAL</w:t>
       </w:r>
       <w:r>
         <w:rPr>
           <w:noProof/>
+          <w:lang w:val="es-EC"/>
         </w:rPr>
         <w:tab/>
       </w:r>
@@ -3367,6 +3328,7 @@
       <w:r>
         <w:rPr>
           <w:noProof/>
+          <w:lang w:val="es-EC"/>
         </w:rPr>
         <w:instrText xml:space="preserve"> PAGEREF _Toc225412111 \h </w:instrText>
       </w:r>
@@ -3384,6 +3346,7 @@
       <w:r>
         <w:rPr>
           <w:noProof/>
+          <w:lang w:val="es-EC"/>
         </w:rPr>
         <w:t>18</w:t>
       </w:r>
@@ -3829,6 +3792,7 @@
         </w:tabs>
         <w:rPr>
           <w:noProof/>
+          <w:lang w:val="fr-FR"/>
         </w:rPr>
       </w:pPr>
       <w:r>
@@ -3837,12 +3801,14 @@
           <w:b/>
           <w:noProof/>
           <w:color w:val="8D648C"/>
+          <w:lang w:val="fr-FR"/>
         </w:rPr>
         <w:t>4.2 Workspace (UI/UX)</w:t>
       </w:r>
       <w:r>
         <w:rPr>
           <w:noProof/>
+          <w:lang w:val="fr-FR"/>
         </w:rPr>
         <w:tab/>
       </w:r>
@@ -3855,6 +3821,7 @@
       <w:r>
         <w:rPr>
           <w:noProof/>
+          <w:lang w:val="fr-FR"/>
         </w:rPr>
         <w:instrText xml:space="preserve"> PAGEREF _Toc225412119 \h </w:instrText>
       </w:r>
@@ -3872,6 +3839,7 @@
       <w:r>
         <w:rPr>
           <w:noProof/>
+          <w:lang w:val="fr-FR"/>
         </w:rPr>
         <w:t>18</w:t>
       </w:r>
@@ -3890,6 +3858,7 @@
         </w:tabs>
         <w:rPr>
           <w:noProof/>
+          <w:lang w:val="fr-FR"/>
         </w:rPr>
       </w:pPr>
       <w:r>
@@ -3898,12 +3867,14 @@
           <w:b/>
           <w:noProof/>
           <w:color w:val="8D648C"/>
+          <w:lang w:val="fr-FR"/>
         </w:rPr>
         <w:t>4.3 User Certifications</w:t>
       </w:r>
       <w:r>
         <w:rPr>
           <w:noProof/>
+          <w:lang w:val="fr-FR"/>
         </w:rPr>
         <w:tab/>
       </w:r>
@@ -3916,6 +3887,7 @@
       <w:r>
         <w:rPr>
           <w:noProof/>
+          <w:lang w:val="fr-FR"/>
         </w:rPr>
         <w:instrText xml:space="preserve"> PAGEREF _Toc225412120 \h </w:instrText>
       </w:r>
@@ -3933,6 +3905,7 @@
       <w:r>
         <w:rPr>
           <w:noProof/>
+          <w:lang w:val="fr-FR"/>
         </w:rPr>
         <w:t>19</w:t>
       </w:r>
@@ -3951,6 +3924,7 @@
         </w:tabs>
         <w:rPr>
           <w:noProof/>
+          <w:lang w:val="fr-FR"/>
         </w:rPr>
       </w:pPr>
       <w:r>
@@ -3959,12 +3933,14 @@
           <w:b/>
           <w:noProof/>
           <w:color w:val="8D648C"/>
+          <w:lang w:val="fr-FR"/>
         </w:rPr>
         <w:t>4.4 Attendance &amp; Exceptions</w:t>
       </w:r>
       <w:r>
         <w:rPr>
           <w:noProof/>
+          <w:lang w:val="fr-FR"/>
         </w:rPr>
         <w:tab/>
       </w:r>
@@ -3977,6 +3953,7 @@
       <w:r>
         <w:rPr>
           <w:noProof/>
+          <w:lang w:val="fr-FR"/>
         </w:rPr>
         <w:instrText xml:space="preserve"> PAGEREF _Toc225412121 \h </w:instrText>
       </w:r>
@@ -3994,6 +3971,7 @@
       <w:r>
         <w:rPr>
           <w:noProof/>
+          <w:lang w:val="fr-FR"/>
         </w:rPr>
         <w:t>19</w:t>
       </w:r>
@@ -4208,12 +4186,14 @@
           <w:b/>
           <w:noProof/>
           <w:color w:val="325483"/>
+          <w:lang w:val="es-EC"/>
         </w:rPr>
         <w:t>DICCIONARIO DE DATOS</w:t>
       </w:r>
       <w:r>
         <w:rPr>
           <w:noProof/>
+          <w:lang w:val="es-EC"/>
         </w:rPr>
         <w:tab/>
       </w:r>
@@ -4226,6 +4206,7 @@
       <w:r>
         <w:rPr>
           <w:noProof/>
+          <w:lang w:val="es-EC"/>
         </w:rPr>
         <w:instrText xml:space="preserve"> PAGEREF _Toc225412125 \h </w:instrText>
       </w:r>
@@ -4243,6 +4224,7 @@
       <w:r>
         <w:rPr>
           <w:noProof/>
+          <w:lang w:val="es-EC"/>
         </w:rPr>
         <w:t>19</w:t>
       </w:r>
@@ -4453,6 +4435,7 @@
           <w:noProof/>
           <w:color w:val="325483"/>
         </w:rPr>
+        <w:lastRenderedPageBreak/>
         <w:t>3. Fuente de verdad</w:t>
       </w:r>
       <w:r>
@@ -5067,12 +5050,14 @@
           <w:b/>
           <w:noProof/>
           <w:color w:val="325483"/>
+          <w:lang w:val="es-EC"/>
         </w:rPr>
         <w:t>IQ - VALIDACION DE INSTALACION</w:t>
       </w:r>
       <w:r>
         <w:rPr>
           <w:noProof/>
+          <w:lang w:val="es-EC"/>
         </w:rPr>
         <w:tab/>
       </w:r>
@@ -5085,6 +5070,7 @@
       <w:r>
         <w:rPr>
           <w:noProof/>
+          <w:lang w:val="es-EC"/>
         </w:rPr>
         <w:instrText xml:space="preserve"> PAGEREF _Toc225412139 \h </w:instrText>
       </w:r>
@@ -5102,6 +5088,7 @@
       <w:r>
         <w:rPr>
           <w:noProof/>
+          <w:lang w:val="es-EC"/>
         </w:rPr>
         <w:t>22</w:t>
       </w:r>
@@ -5682,12 +5669,14 @@
           <w:b/>
           <w:noProof/>
           <w:color w:val="325483"/>
+          <w:lang w:val="es-EC"/>
         </w:rPr>
         <w:t>OQ - VALIDACIÓN OPERACIONAL</w:t>
       </w:r>
       <w:r>
         <w:rPr>
           <w:noProof/>
+          <w:lang w:val="es-EC"/>
         </w:rPr>
         <w:tab/>
       </w:r>
@@ -5700,6 +5689,7 @@
       <w:r>
         <w:rPr>
           <w:noProof/>
+          <w:lang w:val="es-EC"/>
         </w:rPr>
         <w:instrText xml:space="preserve"> PAGEREF _Toc225412149 \h </w:instrText>
       </w:r>
@@ -5717,6 +5707,7 @@
       <w:r>
         <w:rPr>
           <w:noProof/>
+          <w:lang w:val="es-EC"/>
         </w:rPr>
         <w:t>24</w:t>
       </w:r>
@@ -6053,12 +6044,14 @@
           <w:b/>
           <w:noProof/>
           <w:color w:val="325483"/>
+          <w:lang w:val="es-EC"/>
         </w:rPr>
         <w:t>PQ - VALIDACION DE DESEMPENO</w:t>
       </w:r>
       <w:r>
         <w:rPr>
           <w:noProof/>
+          <w:lang w:val="es-EC"/>
         </w:rPr>
         <w:tab/>
       </w:r>
@@ -6071,6 +6064,7 @@
       <w:r>
         <w:rPr>
           <w:noProof/>
+          <w:lang w:val="es-EC"/>
         </w:rPr>
         <w:instrText xml:space="preserve"> PAGEREF _Toc225412155 \h </w:instrText>
       </w:r>
@@ -6088,6 +6082,7 @@
       <w:r>
         <w:rPr>
           <w:noProof/>
+          <w:lang w:val="es-EC"/>
         </w:rPr>
         <w:t>25</w:t>
       </w:r>
@@ -6485,12 +6480,15 @@
           <w:b/>
           <w:noProof/>
           <w:color w:val="325483"/>
-        </w:rPr>
+          <w:lang w:val="es-EC"/>
+        </w:rPr>
+        <w:lastRenderedPageBreak/>
         <w:t>INFORME DE HALLAZGOS DEL ÁREA 02 (TALENTO HUMANO)</w:t>
       </w:r>
       <w:r>
         <w:rPr>
           <w:noProof/>
+          <w:lang w:val="es-EC"/>
         </w:rPr>
         <w:tab/>
       </w:r>
@@ -6503,6 +6501,7 @@
       <w:r>
         <w:rPr>
           <w:noProof/>
+          <w:lang w:val="es-EC"/>
         </w:rPr>
         <w:instrText xml:space="preserve"> PAGEREF _Toc225412162 \h </w:instrText>
       </w:r>
@@ -6520,6 +6519,7 @@
       <w:r>
         <w:rPr>
           <w:noProof/>
+          <w:lang w:val="es-EC"/>
         </w:rPr>
         <w:t>27</w:t>
       </w:r>
@@ -6978,12 +6978,14 @@
           <w:b/>
           <w:noProof/>
           <w:color w:val="325483"/>
+          <w:lang w:val="es-EC"/>
         </w:rPr>
         <w:t>PROTOCOLO DE EJECUCION IQ</w:t>
       </w:r>
       <w:r>
         <w:rPr>
           <w:noProof/>
+          <w:lang w:val="es-EC"/>
         </w:rPr>
         <w:tab/>
       </w:r>
@@ -6996,6 +6998,7 @@
       <w:r>
         <w:rPr>
           <w:noProof/>
+          <w:lang w:val="es-EC"/>
         </w:rPr>
         <w:instrText xml:space="preserve"> PAGEREF _Toc225412170 \h </w:instrText>
       </w:r>
@@ -7013,6 +7016,7 @@
       <w:r>
         <w:rPr>
           <w:noProof/>
+          <w:lang w:val="es-EC"/>
         </w:rPr>
         <w:t>28</w:t>
       </w:r>
@@ -7288,12 +7292,14 @@
           <w:b/>
           <w:noProof/>
           <w:color w:val="325483"/>
+          <w:lang w:val="es-EC"/>
         </w:rPr>
         <w:t>PROTOCOLO DE EJECUCION OQ</w:t>
       </w:r>
       <w:r>
         <w:rPr>
           <w:noProof/>
+          <w:lang w:val="es-EC"/>
         </w:rPr>
         <w:tab/>
       </w:r>
@@ -7306,6 +7312,7 @@
       <w:r>
         <w:rPr>
           <w:noProof/>
+          <w:lang w:val="es-EC"/>
         </w:rPr>
         <w:instrText xml:space="preserve"> PAGEREF _Toc225412175 \h </w:instrText>
       </w:r>
@@ -7323,6 +7330,7 @@
       <w:r>
         <w:rPr>
           <w:noProof/>
+          <w:lang w:val="es-EC"/>
         </w:rPr>
         <w:t>28</w:t>
       </w:r>
@@ -7598,12 +7606,14 @@
           <w:b/>
           <w:noProof/>
           <w:color w:val="325483"/>
+          <w:lang w:val="es-EC"/>
         </w:rPr>
         <w:t>PROTOCOLO DE EJECUCION PQ</w:t>
       </w:r>
       <w:r>
         <w:rPr>
           <w:noProof/>
+          <w:lang w:val="es-EC"/>
         </w:rPr>
         <w:tab/>
       </w:r>
@@ -7616,6 +7626,7 @@
       <w:r>
         <w:rPr>
           <w:noProof/>
+          <w:lang w:val="es-EC"/>
         </w:rPr>
         <w:instrText xml:space="preserve"> PAGEREF _Toc225412180 \h </w:instrText>
       </w:r>
@@ -7633,6 +7644,7 @@
       <w:r>
         <w:rPr>
           <w:noProof/>
+          <w:lang w:val="es-EC"/>
         </w:rPr>
         <w:t>29</w:t>
       </w:r>
@@ -7908,12 +7920,14 @@
           <w:b/>
           <w:noProof/>
           <w:color w:val="325483"/>
+          <w:lang w:val="es-EC"/>
         </w:rPr>
         <w:t>REGISTRO DE EVIDENCIAS Y DESVIACIONES</w:t>
       </w:r>
       <w:r>
         <w:rPr>
           <w:noProof/>
+          <w:lang w:val="es-EC"/>
         </w:rPr>
         <w:tab/>
       </w:r>
@@ -7926,6 +7940,7 @@
       <w:r>
         <w:rPr>
           <w:noProof/>
+          <w:lang w:val="es-EC"/>
         </w:rPr>
         <w:instrText xml:space="preserve"> PAGEREF _Toc225412185 \h </w:instrText>
       </w:r>
@@ -7943,6 +7958,7 @@
       <w:r>
         <w:rPr>
           <w:noProof/>
+          <w:lang w:val="es-EC"/>
         </w:rPr>
         <w:t>30</w:t>
       </w:r>
@@ -8340,12 +8356,14 @@
           <w:b/>
           <w:noProof/>
           <w:color w:val="325483"/>
+          <w:lang w:val="es-EC"/>
         </w:rPr>
         <w:t>Conclusion ejecutiva</w:t>
       </w:r>
       <w:r>
         <w:rPr>
           <w:noProof/>
+          <w:lang w:val="es-EC"/>
         </w:rPr>
         <w:tab/>
       </w:r>
@@ -8358,6 +8376,7 @@
       <w:r>
         <w:rPr>
           <w:noProof/>
+          <w:lang w:val="es-EC"/>
         </w:rPr>
         <w:instrText xml:space="preserve"> PAGEREF _Toc225412192 \h </w:instrText>
       </w:r>
@@ -8375,6 +8394,7 @@
       <w:r>
         <w:rPr>
           <w:noProof/>
+          <w:lang w:val="es-EC"/>
         </w:rPr>
         <w:t>31</w:t>
       </w:r>
@@ -8406,12 +8426,14 @@
           <w:b/>
           <w:noProof/>
           <w:color w:val="325483"/>
+          <w:lang w:val="es-EC"/>
         </w:rPr>
         <w:t>Referencias</w:t>
       </w:r>
       <w:r>
         <w:rPr>
           <w:noProof/>
+          <w:lang w:val="es-EC"/>
         </w:rPr>
         <w:tab/>
       </w:r>
@@ -8424,6 +8446,7 @@
       <w:r>
         <w:rPr>
           <w:noProof/>
+          <w:lang w:val="es-EC"/>
         </w:rPr>
         <w:instrText xml:space="preserve"> PAGEREF _Toc225412193 \h </w:instrText>
       </w:r>
@@ -8441,6 +8464,7 @@
       <w:r>
         <w:rPr>
           <w:noProof/>
+          <w:lang w:val="es-EC"/>
         </w:rPr>
         <w:t>31</w:t>
       </w:r>
@@ -8459,11 +8483,15 @@
     <w:p>
       <w:pPr>
         <w:pStyle w:val="TtuloTDC"/>
+        <w:rPr>
+          <w:lang w:val="es-EC"/>
+        </w:rPr>
       </w:pPr>
       <w:r>
         <w:rPr>
           <w:lang w:val="es-ES"/>
         </w:rPr>
+        <w:lastRenderedPageBreak/>
         <w:t>Contenido</w:t>
       </w:r>
     </w:p>
@@ -8475,9 +8503,13 @@
         </w:tabs>
         <w:rPr>
           <w:noProof/>
-        </w:rPr>
-      </w:pPr>
-      <w:r>
+          <w:lang w:val="es-EC"/>
+        </w:rPr>
+      </w:pPr>
+      <w:r>
+        <w:rPr>
+          <w:lang w:val="es-EC"/>
+        </w:rPr>
         <w:t xml:space="preserve"> TOC \o "1-3" \h \z \u </w:t>
       </w:r>
       <w:hyperlink w:anchor="_Toc224660466" w:history="1">
@@ -8493,6 +8525,7 @@
           <w:rPr>
             <w:noProof/>
             <w:webHidden/>
+            <w:lang w:val="es-EC"/>
           </w:rPr>
           <w:tab/>
         </w:r>
@@ -8507,6 +8540,7 @@
           <w:rPr>
             <w:noProof/>
             <w:webHidden/>
+            <w:lang w:val="es-EC"/>
           </w:rPr>
           <w:instrText xml:space="preserve"> PAGEREF _Toc224660466 \h </w:instrText>
         </w:r>
@@ -8527,6 +8561,7 @@
           <w:rPr>
             <w:noProof/>
             <w:webHidden/>
+            <w:lang w:val="es-EC"/>
           </w:rPr>
           <w:t>2</w:t>
         </w:r>
@@ -8547,6 +8582,7 @@
         </w:tabs>
         <w:rPr>
           <w:noProof/>
+          <w:lang w:val="es-EC"/>
         </w:rPr>
       </w:pPr>
       <w:hyperlink w:anchor="_Toc224660467" w:history="1">
@@ -8554,6 +8590,7 @@
           <w:rPr>
             <w:rStyle w:val="Hipervnculo"/>
             <w:noProof/>
+            <w:lang w:val="es-EC"/>
           </w:rPr>
           <w:t>0. CONTROL DOCUMENTAL</w:t>
         </w:r>
@@ -8561,6 +8598,7 @@
           <w:rPr>
             <w:noProof/>
             <w:webHidden/>
+            <w:lang w:val="es-EC"/>
           </w:rPr>
           <w:tab/>
         </w:r>
@@ -8575,6 +8613,7 @@
           <w:rPr>
             <w:noProof/>
             <w:webHidden/>
+            <w:lang w:val="es-EC"/>
           </w:rPr>
           <w:instrText xml:space="preserve"> PAGEREF _Toc224660467 \h </w:instrText>
         </w:r>
@@ -8595,6 +8634,7 @@
           <w:rPr>
             <w:noProof/>
             <w:webHidden/>
+            <w:lang w:val="es-EC"/>
           </w:rPr>
           <w:t>3</w:t>
         </w:r>
@@ -8612,9 +8652,11 @@
     <w:sdt>
       <w:sdtPr>
         <w:rPr>
+          <w:rFonts w:asciiTheme="minorHAnsi" w:eastAsiaTheme="minorHAnsi" w:hAnsiTheme="minorHAnsi" w:cstheme="minorBidi"/>
           <w:b/>
           <w:color w:val="325483"/>
           <w:sz w:val="32"/>
+          <w:szCs w:val="24"/>
         </w:rPr>
         <w:alias w:val="Cuerpo del documento"/>
         <w:tag w:val="body_content"/>
@@ -8625,11 +8667,9 @@
       </w:sdtPr>
       <w:sdtEndPr>
         <w:rPr>
-          <w:rFonts w:asciiTheme="minorHAnsi" w:eastAsiaTheme="minorHAnsi" w:hAnsiTheme="minorHAnsi" w:cstheme="minorBidi"/>
           <w:b w:val="0"/>
           <w:color w:val="auto"/>
           <w:sz w:val="24"/>
-          <w:szCs w:val="24"/>
         </w:rPr>
       </w:sdtEndPr>
       <w:sdtContent>
@@ -9383,7 +9423,6 @@
                     <w:sz w:val="18"/>
                     <w:szCs w:val="18"/>
                   </w:rPr>
-                  <w:lastRenderedPageBreak/>
                   <w:t>Revisado por</w:t>
                 </w:r>
               </w:p>
@@ -10260,6 +10299,7 @@
               <w:color w:val="325483"/>
               <w:sz w:val="26"/>
             </w:rPr>
+            <w:lastRenderedPageBreak/>
             <w:t>Objetivo</w:t>
           </w:r>
           <w:bookmarkEnd w:id="8"/>
@@ -10376,15 +10416,7 @@
               <w:rFonts w:ascii="Aptos" w:hAnsi="Aptos"/>
               <w:color w:val="1F2937"/>
             </w:rPr>
-            <w:t xml:space="preserve">De manera expresa, el mecanismo de respaldo de base de datos hacia Drive no se incorpora al alcance funcional del Área 01, aun cuando exista en el mismo repositorio y comparta infraestructura técnica. Su naturaleza corresponde a continuidad operativa, resguardo de informacion y administracion de plataforma, por lo que debe </w:t>
-          </w:r>
-          <w:r>
-            <w:rPr>
-              <w:rFonts w:ascii="Aptos" w:hAnsi="Aptos"/>
-              <w:color w:val="1F2937"/>
-            </w:rPr>
-            <w:lastRenderedPageBreak/>
-            <w:t>evaluarse en un dominio de infraestructura, operaciones TI o continuidad del servicio, no dentro del expediente funcional de Gobierno, Seguridad y Cumplimiento.</w:t>
+            <w:t>De manera expresa, el mecanismo de respaldo de base de datos hacia Drive no se incorpora al alcance funcional del Área 01, aun cuando exista en el mismo repositorio y comparta infraestructura técnica. Su naturaleza corresponde a continuidad operativa, resguardo de informacion y administracion de plataforma, por lo que debe evaluarse en un dominio de infraestructura, operaciones TI o continuidad del servicio, no dentro del expediente funcional de Gobierno, Seguridad y Cumplimiento.</w:t>
           </w:r>
         </w:p>
         <w:p>
@@ -10966,6 +10998,7 @@
               <w:color w:val="325483"/>
               <w:sz w:val="26"/>
             </w:rPr>
+            <w:lastRenderedPageBreak/>
             <w:t>Módulos evaluados</w:t>
           </w:r>
           <w:bookmarkEnd w:id="13"/>
@@ -11504,7 +11537,6 @@
                     <w:sz w:val="18"/>
                     <w:szCs w:val="18"/>
                   </w:rPr>
-                  <w:lastRenderedPageBreak/>
                   <w:t>user-certifications</w:t>
                 </w:r>
               </w:p>
@@ -11930,6 +11962,7 @@
               <w:color w:val="325483"/>
               <w:sz w:val="26"/>
             </w:rPr>
+            <w:lastRenderedPageBreak/>
             <w:t>Definiciones</w:t>
           </w:r>
           <w:bookmarkEnd w:id="15"/>
@@ -12468,7 +12501,6 @@
                     <w:sz w:val="18"/>
                     <w:szCs w:val="18"/>
                   </w:rPr>
-                  <w:lastRenderedPageBreak/>
                   <w:t>Horas Extra (Sobretiempo)</w:t>
                 </w:r>
               </w:p>
@@ -13074,6 +13106,7 @@
               <w:color w:val="325483"/>
               <w:sz w:val="26"/>
             </w:rPr>
+            <w:lastRenderedPageBreak/>
             <w:t>Matriz de trazabilidad resumida</w:t>
           </w:r>
           <w:bookmarkEnd w:id="16"/>
@@ -13612,7 +13645,6 @@
                     <w:sz w:val="18"/>
                     <w:szCs w:val="18"/>
                   </w:rPr>
-                  <w:lastRenderedPageBreak/>
                   <w:t>PQ</w:t>
                 </w:r>
               </w:p>
@@ -14171,6 +14203,7 @@
               <w:sz w:val="20"/>
               <w:szCs w:val="20"/>
             </w:rPr>
+            <w:lastRenderedPageBreak/>
             <w:t>respaldo de base de datos</w:t>
           </w:r>
         </w:p>
@@ -14301,7 +14334,6 @@
               <w:sz w:val="20"/>
               <w:szCs w:val="20"/>
             </w:rPr>
-            <w:lastRenderedPageBreak/>
             <w:t>Talento humano</w:t>
           </w:r>
         </w:p>
@@ -14500,6 +14532,7 @@
               <w:color w:val="325483"/>
               <w:sz w:val="26"/>
             </w:rPr>
+            <w:lastRenderedPageBreak/>
             <w:t>6. Justificacion por módulo</w:t>
           </w:r>
           <w:bookmarkEnd w:id="23"/>
@@ -15482,7 +15515,6 @@
                     <w:sz w:val="18"/>
                     <w:szCs w:val="18"/>
                   </w:rPr>
-                  <w:lastRenderedPageBreak/>
                   <w:t>user-certifications</w:t>
                 </w:r>
               </w:p>
@@ -16089,6 +16121,7 @@
               <w:sz w:val="20"/>
               <w:szCs w:val="20"/>
             </w:rPr>
+            <w:lastRenderedPageBreak/>
             <w:t>REQ-PT-001B: El sistema debe restringir esa entrada unificada a Talento Humano y TI, tanto en navegacion como en acceso directo a la ruta.</w:t>
           </w:r>
         </w:p>
@@ -16374,7 +16407,6 @@
               <w:color w:val="8D648C"/>
               <w:sz w:val="22"/>
             </w:rPr>
-            <w:lastRenderedPageBreak/>
             <w:t>7.3 Perfil y Certificaciones</w:t>
           </w:r>
           <w:bookmarkEnd w:id="27"/>
@@ -16739,6 +16771,7 @@
               <w:color w:val="8D648C"/>
               <w:sz w:val="22"/>
             </w:rPr>
+            <w:lastRenderedPageBreak/>
             <w:t>7.5 Control de Asistencia y Jornada</w:t>
           </w:r>
           <w:bookmarkEnd w:id="29"/>
@@ -17078,7 +17111,6 @@
               <w:sz w:val="20"/>
               <w:szCs w:val="20"/>
             </w:rPr>
-            <w:lastRenderedPageBreak/>
             <w:t>REQ-PT-016: El sistema debe permitir la coordinacion de planes de recuperacion para permisos recuperables con seguimiento de cumplimiento.</w:t>
           </w:r>
         </w:p>
@@ -17434,6 +17466,7 @@
               <w:color w:val="325483"/>
               <w:sz w:val="32"/>
             </w:rPr>
+            <w:lastRenderedPageBreak/>
             <w:t>FRS - AREA 02 PERSONAS, TALENTO Y CONTROL LABORAL</w:t>
           </w:r>
           <w:bookmarkEnd w:id="34"/>
@@ -17606,7 +17639,6 @@
               <w:color w:val="325483"/>
               <w:sz w:val="26"/>
             </w:rPr>
-            <w:lastRenderedPageBreak/>
             <w:t>4. Requerimientos Funcionales Detallados</w:t>
           </w:r>
           <w:bookmarkEnd w:id="38"/>
@@ -17944,6 +17976,7 @@
               <w:color w:val="8D648C"/>
               <w:sz w:val="22"/>
             </w:rPr>
+            <w:lastRenderedPageBreak/>
             <w:t>4.4 Proceso de Contratación (Hiring Flow)</w:t>
           </w:r>
           <w:bookmarkEnd w:id="42"/>
@@ -18178,7 +18211,6 @@
               <w:color w:val="8D648C"/>
               <w:sz w:val="22"/>
             </w:rPr>
-            <w:lastRenderedPageBreak/>
             <w:t>4.6 Control de Asistencia y Jornada</w:t>
           </w:r>
           <w:bookmarkEnd w:id="44"/>
@@ -19080,6 +19112,7 @@
               <w:color w:val="325483"/>
               <w:sz w:val="26"/>
             </w:rPr>
+            <w:lastRenderedPageBreak/>
             <w:t>6. Conclusión</w:t>
           </w:r>
           <w:bookmarkEnd w:id="47"/>
@@ -19167,7 +19200,6 @@
               <w:color w:val="325483"/>
               <w:sz w:val="26"/>
             </w:rPr>
-            <w:lastRenderedPageBreak/>
             <w:t>1. Introducción</w:t>
           </w:r>
           <w:bookmarkEnd w:id="49"/>
@@ -19738,6 +19770,7 @@
               <w:color w:val="8D648C"/>
               <w:sz w:val="22"/>
             </w:rPr>
+            <w:lastRenderedPageBreak/>
             <w:t>4.3 User Certifications</w:t>
           </w:r>
           <w:bookmarkEnd w:id="57"/>
@@ -19790,7 +19823,6 @@
               <w:color w:val="8D648C"/>
               <w:sz w:val="22"/>
             </w:rPr>
-            <w:lastRenderedPageBreak/>
             <w:t>4.4 Attendance &amp; Exceptions</w:t>
           </w:r>
           <w:bookmarkEnd w:id="58"/>
@@ -22006,7 +22038,6 @@
                     <w:sz w:val="18"/>
                     <w:szCs w:val="18"/>
                   </w:rPr>
-                  <w:lastRenderedPageBreak/>
                   <w:t>user_attendance_records</w:t>
                 </w:r>
               </w:p>
@@ -22488,6 +22519,7 @@
               <w:color w:val="325483"/>
               <w:sz w:val="26"/>
             </w:rPr>
+            <w:lastRenderedPageBreak/>
             <w:t>7. Entidades de permisos y vacaciones</w:t>
           </w:r>
           <w:bookmarkEnd w:id="70"/>
@@ -23549,7 +23581,6 @@
               <w:sz w:val="20"/>
               <w:szCs w:val="20"/>
             </w:rPr>
-            <w:lastRenderedPageBreak/>
             <w:t>collaborator_documents.user_id -&gt; users.id</w:t>
           </w:r>
         </w:p>
@@ -23593,6 +23624,7 @@
               <w:color w:val="1F2937"/>
               <w:sz w:val="20"/>
               <w:szCs w:val="20"/>
+              <w:lang w:val="fr-FR"/>
             </w:rPr>
           </w:pPr>
           <w:r>
@@ -23601,6 +23633,7 @@
               <w:color w:val="1F2937"/>
               <w:sz w:val="20"/>
               <w:szCs w:val="20"/>
+              <w:lang w:val="fr-FR"/>
             </w:rPr>
             <w:t>user_certifications.user_id -&gt; users.id</w:t>
           </w:r>
@@ -23645,6 +23678,7 @@
               <w:color w:val="1F2937"/>
               <w:sz w:val="20"/>
               <w:szCs w:val="20"/>
+              <w:lang w:val="en-US"/>
             </w:rPr>
           </w:pPr>
           <w:r>
@@ -23653,6 +23687,7 @@
               <w:color w:val="1F2937"/>
               <w:sz w:val="20"/>
               <w:szCs w:val="20"/>
+              <w:lang w:val="en-US"/>
             </w:rPr>
             <w:t>personnel_requests.department_id -&gt; departments.id</w:t>
           </w:r>
@@ -23723,6 +23758,7 @@
               <w:color w:val="1F2937"/>
               <w:sz w:val="20"/>
               <w:szCs w:val="20"/>
+              <w:lang w:val="fr-FR"/>
             </w:rPr>
           </w:pPr>
           <w:r>
@@ -23731,6 +23767,7 @@
               <w:color w:val="1F2937"/>
               <w:sz w:val="20"/>
               <w:szCs w:val="20"/>
+              <w:lang w:val="fr-FR"/>
             </w:rPr>
             <w:t>attendance_exceptions.user_id -&gt; users.id</w:t>
           </w:r>
@@ -24036,6 +24073,7 @@
               <w:sz w:val="20"/>
               <w:szCs w:val="20"/>
             </w:rPr>
+            <w:lastRenderedPageBreak/>
             <w:t>duplicacion histórica de claves sincronizadas entre user-profile y collaborators, mitigada por una utilidad unica compartida</w:t>
           </w:r>
         </w:p>
@@ -24339,7 +24377,6 @@
               <w:sz w:val="20"/>
               <w:szCs w:val="20"/>
             </w:rPr>
-            <w:lastRenderedPageBreak/>
             <w:t>Persistencia de usuarios, perfiles, asistencia, permisos y vacaciones</w:t>
           </w:r>
         </w:p>
@@ -25158,6 +25195,7 @@
               <w:color w:val="325483"/>
               <w:sz w:val="26"/>
             </w:rPr>
+            <w:lastRenderedPageBreak/>
             <w:t>5. Prerrequisitos de base de datos</w:t>
           </w:r>
           <w:bookmarkEnd w:id="81"/>
@@ -25549,7 +25587,6 @@
               <w:sz w:val="20"/>
               <w:szCs w:val="20"/>
             </w:rPr>
-            <w:lastRenderedPageBreak/>
             <w:t>attendance_overtime</w:t>
           </w:r>
         </w:p>
@@ -26095,6 +26132,7 @@
               <w:color w:val="325483"/>
               <w:sz w:val="26"/>
             </w:rPr>
+            <w:lastRenderedPageBreak/>
             <w:t>8. Criterio de aceptacion IQ</w:t>
           </w:r>
           <w:bookmarkEnd w:id="84"/>
@@ -26268,7 +26306,6 @@
               <w:color w:val="325483"/>
               <w:sz w:val="26"/>
             </w:rPr>
-            <w:lastRenderedPageBreak/>
             <w:t>2. Objetivo</w:t>
           </w:r>
           <w:bookmarkEnd w:id="88"/>
@@ -28139,6 +28176,7 @@
               <w:color w:val="325483"/>
               <w:sz w:val="26"/>
             </w:rPr>
+            <w:lastRenderedPageBreak/>
             <w:t>4. Control de Errores y Excepciones</w:t>
           </w:r>
           <w:bookmarkEnd w:id="90"/>
@@ -28261,7 +28299,6 @@
               <w:color w:val="325483"/>
               <w:sz w:val="26"/>
             </w:rPr>
-            <w:lastRenderedPageBreak/>
             <w:t>5. Conclusión de Calificación Operacional</w:t>
           </w:r>
           <w:bookmarkEnd w:id="91"/>
@@ -28453,6 +28490,7 @@
               <w:color w:val="325483"/>
               <w:sz w:val="26"/>
             </w:rPr>
+            <w:lastRenderedPageBreak/>
             <w:t>3. Escenarios PQ</w:t>
           </w:r>
           <w:bookmarkEnd w:id="95"/>
@@ -29313,7 +29351,6 @@
                     <w:sz w:val="18"/>
                     <w:szCs w:val="18"/>
                   </w:rPr>
-                  <w:lastRenderedPageBreak/>
                   <w:t>PQ-PT-004E</w:t>
                 </w:r>
               </w:p>
@@ -30303,6 +30340,7 @@
               <w:color w:val="325483"/>
               <w:sz w:val="26"/>
             </w:rPr>
+            <w:lastRenderedPageBreak/>
             <w:t>5. Criterio de aceptacion PQ</w:t>
           </w:r>
           <w:bookmarkEnd w:id="97"/>
@@ -30390,7 +30428,6 @@
               <w:color w:val="325483"/>
               <w:sz w:val="32"/>
             </w:rPr>
-            <w:lastRenderedPageBreak/>
             <w:t>INFORME DE HALLAZGOS DEL ÁREA 02 (TALENTO HUMANO)</w:t>
           </w:r>
           <w:bookmarkEnd w:id="99"/>
@@ -31094,6 +31131,7 @@
               <w:color w:val="325483"/>
               <w:sz w:val="26"/>
             </w:rPr>
+            <w:lastRenderedPageBreak/>
             <w:t>3. Conclusión de Auditoría</w:t>
           </w:r>
           <w:bookmarkEnd w:id="106"/>
@@ -31138,7 +31176,6 @@
               <w:color w:val="325483"/>
               <w:sz w:val="32"/>
             </w:rPr>
-            <w:lastRenderedPageBreak/>
             <w:t>PROTOCOLO DE EJECUCION IQ</w:t>
           </w:r>
           <w:bookmarkEnd w:id="107"/>
@@ -31867,14 +31904,16 @@
                     <w:color w:val="1F2937"/>
                     <w:sz w:val="18"/>
                     <w:szCs w:val="18"/>
-                  </w:rPr>
-                </w:pPr>
-                <w:r>
-                  <w:rPr>
-                    <w:rFonts w:ascii="Aptos" w:eastAsia="Times New Roman" w:hAnsi="Aptos"/>
-                    <w:color w:val="1F2937"/>
-                    <w:sz w:val="18"/>
-                    <w:szCs w:val="18"/>
+                    <w:lang w:val="en-US"/>
+                  </w:rPr>
+                </w:pPr>
+                <w:r>
+                  <w:rPr>
+                    <w:rFonts w:ascii="Aptos" w:eastAsia="Times New Roman" w:hAnsi="Aptos"/>
+                    <w:color w:val="1F2937"/>
+                    <w:sz w:val="18"/>
+                    <w:szCs w:val="18"/>
+                    <w:lang w:val="en-US"/>
                   </w:rPr>
                   <w:t>Verificar jobs de overtime y recovery expiry</w:t>
                 </w:r>
@@ -33973,7 +34012,6 @@
               <w:color w:val="325483"/>
               <w:sz w:val="32"/>
             </w:rPr>
-            <w:lastRenderedPageBreak/>
             <w:t>PROTOCOLO DE EJECUCION PQ</w:t>
           </w:r>
           <w:bookmarkEnd w:id="117"/>
@@ -34060,6 +34098,7 @@
               <w:color w:val="325483"/>
               <w:sz w:val="26"/>
             </w:rPr>
+            <w:lastRenderedPageBreak/>
             <w:t>2. Casos PQ</w:t>
           </w:r>
           <w:bookmarkEnd w:id="119"/>
@@ -35149,7 +35188,6 @@
               <w:color w:val="325483"/>
               <w:sz w:val="26"/>
             </w:rPr>
-            <w:lastRenderedPageBreak/>
             <w:t>2. Registro de evidencia</w:t>
           </w:r>
           <w:bookmarkEnd w:id="124"/>
@@ -36386,6 +36424,7 @@
               <w:color w:val="325483"/>
               <w:sz w:val="26"/>
             </w:rPr>
+            <w:lastRenderedPageBreak/>
             <w:t>5. Cierre documental</w:t>
           </w:r>
           <w:bookmarkEnd w:id="127"/>
@@ -36900,7 +36939,6 @@
               <w:color w:val="325483"/>
               <w:sz w:val="32"/>
             </w:rPr>
-            <w:lastRenderedPageBreak/>
             <w:t>Referencias</w:t>
           </w:r>
           <w:bookmarkEnd w:id="130"/>
@@ -45594,7 +45632,9 @@
   </w:compat>
   <w:rsids>
     <w:rsidRoot w:val="00C575DE"/>
+    <w:rsid w:val="001742B1"/>
     <w:rsid w:val="002E38B2"/>
+    <w:rsid w:val="00951EAA"/>
     <w:rsid w:val="00C575DE"/>
   </w:rsids>
   <m:mathPr>
